--- a/docs/paper_conaiisi2026_investigadores.docx
+++ b/docs/paper_conaiisi2026_investigadores.docx
@@ -290,37 +290,59 @@
       </w:pPr>
       <w:r>
         <w:rPr/>
-        <w:t>El seguimiento de pacientes con diabetes tipo 2 requiere el monitoreo continuo de múltiples métricas clínicas cuya interpretación conjunta es compleja y propensa a errores por omisión. Un médico que atiende a decenas de pacientes crónicos necesita identificar rápidamente tendencias preocupantes, valores fuera de rango y contexto clínico relevante antes de cada consulta. Sin herramientas de soporte, ese análisis se realiza manualmente a partir de registros dispersos, con riesgo de pasar por alto señales de alerta — por ejemplo, un episodio puntual de hipoglucemia que un promedio mensual normal termina ocultando.</w:t>
-      </w:r>
-    </w:p>
-    <w:p>
-      <w:pPr>
-        <w:pStyle w:val="Normal"/>
-        <w:rPr/>
-      </w:pPr>
-      <w:r>
-        <w:rPr/>
-        <w:t>La diabetes es, además, una condición con umbrales de diagnóstico y control definidos con precisión por la American Diabetes Association (ADA), lo que la vuelve un dominio propicio para combinar reglas determinísticas (auditables, reproducibles) con razonamiento en lenguaje natural (flexible, capaz de contextualizar). Esa combinación es precisamente lo que motiva este trabajo: ¿cómo estructurar un sistema que use un modelo de lenguaje (LLM) para lo que un LLM hace bien — inferir intención, interpretar hallazgos, redactar en lenguaje clínico — sin delegarle el cálculo numérico, que debe ser exacto y verificable?</w:t>
-      </w:r>
-    </w:p>
-    <w:p>
-      <w:pPr>
-        <w:pStyle w:val="Normal"/>
-        <w:rPr/>
-      </w:pPr>
-      <w:r>
-        <w:rPr/>
-        <w:t>Se propone un sistema multi-agente orientado al soporte clínico en el seguimiento de pacientes con diabetes tipo 2. El sistema recibe el historial de métricas clínicas de un paciente y lo analiza de forma autónoma en dos etapas coordinadas por un agente orquestador: un Agente Monitor que procesa los datos mediante herramientas de cálculo determinístico para detectar anomalías y violaciones de umbral, y un Agente Clínico que interpreta esos hallazgos consultando el historial acumulativo del paciente y guías clínicas oficiales mediante RAG. El resultado es un reporte estructurado con alertas, tendencias y preguntas de seguimiento sugeridas, concebido estrictamente como soporte a la decisión médica: el sistema no emite diagnósticos, y toda salida incluye esa aclaración explícita.</w:t>
-      </w:r>
-    </w:p>
-    <w:p>
-      <w:pPr>
-        <w:pStyle w:val="Normal"/>
-        <w:rPr/>
-      </w:pPr>
-      <w:r>
-        <w:rPr/>
-        <w:t>El resto del trabajo se organiza así: la sección 2 describe la arquitectura, los agentes, sus herramientas y la evaluación realizada; la sección 3 discute trabajos relacionados; y la sección 4 cierra con las conclusiones y líneas futuras.</w:t>
+        <w:t xml:space="preserve">El seguimiento de pacientes con diabetes tipo 2 requiere el monitoreo continuo de múltiples métricas clínicas cuya interpretación conjunta es compleja y propensa a errores por omisión. Un médico que atiende a decenas de pacientes crónicos necesita identificar rápidamente tendencias preocupantes, valores fuera de rango y contexto clínico relevante antes de cada consulta. Sin herramientas de soporte, ese análisis se </w:t>
+      </w:r>
+      <w:r>
+        <w:rPr/>
+        <w:t>realiza</w:t>
+      </w:r>
+      <w:r>
+        <w:rPr/>
+        <w:t xml:space="preserve"> manualmente a partir de registros dispersos </w:t>
+      </w:r>
+      <w:r>
+        <w:rPr/>
+        <w:t>y en fuentes heterogéneas</w:t>
+      </w:r>
+      <w:r>
+        <w:rPr/>
+        <w:t>, con riesgo de pasar por alto señales de alerta, por ejemplo, un episodio puntual de hipoglucemia que un promedio mensual normal termina ocultando.</w:t>
+      </w:r>
+    </w:p>
+    <w:p>
+      <w:pPr>
+        <w:pStyle w:val="Normal"/>
+        <w:rPr/>
+      </w:pPr>
+      <w:r>
+        <w:rPr/>
+        <w:t xml:space="preserve">La diabetes es, además, una condición con umbrales de diagnóstico y control definidos con precisión por la American Diabetes Association (ADA), lo que la vuelve un dominio propicio para combinar reglas determinísticas (auditables, reproducibles) con razonamiento en lenguaje natural (flexible, capaz de contextualizar). Esa combinación es precisamente lo que motiva este trabajo: ¿cómo estructurar un sistema que use un modelo </w:t>
+      </w:r>
+      <w:r>
+        <w:rPr/>
+        <w:t xml:space="preserve">largo </w:t>
+      </w:r>
+      <w:r>
+        <w:rPr/>
+        <w:t>de lenguaje (LLM) para lo que hace bien, inferir intención, interpretar hallazgos, redactar en lenguaje clínico, sin delegarle el cálculo numérico, que debe ser exacto y verificable.</w:t>
+      </w:r>
+    </w:p>
+    <w:p>
+      <w:pPr>
+        <w:pStyle w:val="Normal"/>
+        <w:rPr/>
+      </w:pPr>
+      <w:r>
+        <w:rPr/>
+        <w:t xml:space="preserve">Se propone un sistema multi-agente orientado al soporte clínico en el seguimiento de pacientes con diabetes tipo 2. El sistema recibe el historial de métricas clínicas de un paciente y lo analiza de forma autónoma en dos etapas coordinadas por un agente orquestador: un Agente Monitor que procesa los datos mediante herramientas de cálculo determinístico para detectar anomalías y violaciones de umbral, y un Agente Clínico que interpreta esos hallazgos consultando el historial acumulativo del paciente y guías clínicas oficiales mediante RAG. El resultado es un reporte estructurado con alertas, tendencias y preguntas de seguimiento sugeridas, concebido estrictamente como soporte a la decisión médica: el sistema no emite diagnósticos </w:t>
+      </w:r>
+      <w:r>
+        <w:rPr/>
+        <w:t>verificados</w:t>
+      </w:r>
+      <w:r>
+        <w:rPr/>
+        <w:t>, y toda salida incluye esa aclaración explícita.</w:t>
       </w:r>
     </w:p>
     <w:p>
@@ -346,7 +368,32 @@
         <w:rPr>
           <w:b/>
         </w:rPr>
-        <w:t>LangGraph</w:t>
+        <w:t xml:space="preserve">LangGraph </w:t>
+      </w:r>
+      <w:r>
+        <w:rPr>
+          <w:b w:val="false"/>
+          <w:bCs w:val="false"/>
+        </w:rPr>
+        <w:t xml:space="preserve">(framework que </w:t>
+      </w:r>
+      <w:r>
+        <w:rPr>
+          <w:b w:val="false"/>
+          <w:bCs w:val="false"/>
+        </w:rPr>
+        <w:t>p</w:t>
+      </w:r>
+      <w:r>
+        <w:rPr/>
+        <w:t>ermite modelar flujos como un grafo dirigido</w:t>
+      </w:r>
+      <w:r>
+        <w:rPr>
+          <w:b w:val="false"/>
+          <w:bCs w:val="false"/>
+        </w:rPr>
+        <w:t>)</w:t>
       </w:r>
       <w:r>
         <w:rPr/>
